--- a/Observability Metrics.docx
+++ b/Observability Metrics.docx
@@ -49,53 +49,71 @@
         <w:pStyle w:val="ListParagraph"/>
         <w:numPr>
           <w:ilvl w:val="0"/>
-          <w:numId w:val="1"/>
-        </w:numPr>
-        <w:rPr>
-          <w:rFonts w:ascii="Times New Roman" w:hAnsi="Times New Roman" w:cs="Times New Roman"/>
-        </w:rPr>
-      </w:pPr>
-      <w:r>
-        <w:rPr>
-          <w:rFonts w:ascii="Times New Roman" w:hAnsi="Times New Roman" w:cs="Times New Roman"/>
-        </w:rPr>
-        <w:t>Observability helps us understand how an application or system is working.</w:t>
-      </w:r>
-    </w:p>
-    <w:p>
-      <w:pPr>
-        <w:pStyle w:val="ListParagraph"/>
-        <w:numPr>
-          <w:ilvl w:val="0"/>
-          <w:numId w:val="1"/>
-        </w:numPr>
-        <w:rPr>
-          <w:rFonts w:ascii="Times New Roman" w:hAnsi="Times New Roman" w:cs="Times New Roman"/>
-        </w:rPr>
-      </w:pPr>
-      <w:r>
-        <w:rPr>
-          <w:rFonts w:ascii="Times New Roman" w:hAnsi="Times New Roman" w:cs="Times New Roman"/>
-        </w:rPr>
-        <w:t>It uses data from logs, metrics, and traces to monitor systems.</w:t>
-      </w:r>
-    </w:p>
-    <w:p>
-      <w:pPr>
-        <w:pStyle w:val="ListParagraph"/>
-        <w:numPr>
-          <w:ilvl w:val="0"/>
-          <w:numId w:val="1"/>
-        </w:numPr>
-        <w:rPr>
-          <w:rFonts w:ascii="Times New Roman" w:hAnsi="Times New Roman" w:cs="Times New Roman"/>
-        </w:rPr>
-      </w:pPr>
-      <w:r>
-        <w:rPr>
-          <w:rFonts w:ascii="Times New Roman" w:hAnsi="Times New Roman" w:cs="Times New Roman"/>
-        </w:rPr>
-        <w:t>It helps teams detect problems quickly and fix them faster.</w:t>
+          <w:numId w:val="7"/>
+        </w:numPr>
+      </w:pPr>
+      <w:r>
+        <w:t>Observability is the ability to understand how a system or application is working by analyzing the data it generates.</w:t>
+      </w:r>
+    </w:p>
+    <w:p>
+      <w:pPr>
+        <w:pStyle w:val="ListParagraph"/>
+        <w:numPr>
+          <w:ilvl w:val="0"/>
+          <w:numId w:val="7"/>
+        </w:numPr>
+      </w:pPr>
+      <w:r>
+        <w:t>It helps engineers to:</w:t>
+      </w:r>
+    </w:p>
+    <w:p>
+      <w:pPr>
+        <w:pStyle w:val="ListParagraph"/>
+        <w:numPr>
+          <w:ilvl w:val="1"/>
+          <w:numId w:val="7"/>
+        </w:numPr>
+      </w:pPr>
+      <w:r>
+        <w:t>Monitor system performance</w:t>
+      </w:r>
+    </w:p>
+    <w:p>
+      <w:pPr>
+        <w:pStyle w:val="ListParagraph"/>
+        <w:numPr>
+          <w:ilvl w:val="1"/>
+          <w:numId w:val="7"/>
+        </w:numPr>
+      </w:pPr>
+      <w:r>
+        <w:t>Detect problems quickly</w:t>
+      </w:r>
+    </w:p>
+    <w:p>
+      <w:pPr>
+        <w:pStyle w:val="ListParagraph"/>
+        <w:numPr>
+          <w:ilvl w:val="1"/>
+          <w:numId w:val="7"/>
+        </w:numPr>
+      </w:pPr>
+      <w:r>
+        <w:t>Fix issues faster</w:t>
+      </w:r>
+    </w:p>
+    <w:p>
+      <w:pPr>
+        <w:pStyle w:val="ListParagraph"/>
+        <w:numPr>
+          <w:ilvl w:val="0"/>
+          <w:numId w:val="7"/>
+        </w:numPr>
+      </w:pPr>
+      <w:r>
+        <w:t>Observability mainly uses logs, metrics, and traces to analyze system behavior.</w:t>
       </w:r>
     </w:p>
     <w:p>
@@ -123,71 +141,131 @@
         <w:pStyle w:val="ListParagraph"/>
         <w:numPr>
           <w:ilvl w:val="0"/>
-          <w:numId w:val="2"/>
-        </w:numPr>
-        <w:rPr>
-          <w:rFonts w:ascii="Times New Roman" w:hAnsi="Times New Roman" w:cs="Times New Roman"/>
-        </w:rPr>
-      </w:pPr>
-      <w:r>
-        <w:rPr>
-          <w:rFonts w:ascii="Times New Roman" w:hAnsi="Times New Roman" w:cs="Times New Roman"/>
-        </w:rPr>
-        <w:t>Metrics – Numbers that show system performance like CPU usage, memory usage, request count, and response time.</w:t>
-      </w:r>
-    </w:p>
-    <w:p>
-      <w:pPr>
-        <w:pStyle w:val="ListParagraph"/>
-        <w:numPr>
-          <w:ilvl w:val="0"/>
-          <w:numId w:val="2"/>
-        </w:numPr>
-        <w:rPr>
-          <w:rFonts w:ascii="Times New Roman" w:hAnsi="Times New Roman" w:cs="Times New Roman"/>
-        </w:rPr>
-      </w:pPr>
-      <w:r>
-        <w:rPr>
-          <w:rFonts w:ascii="Times New Roman" w:hAnsi="Times New Roman" w:cs="Times New Roman"/>
-        </w:rPr>
-        <w:t>Logs – Records of events happening in the system such as errors, warnings, and activities.</w:t>
-      </w:r>
-    </w:p>
-    <w:p>
-      <w:pPr>
-        <w:pStyle w:val="ListParagraph"/>
-        <w:numPr>
-          <w:ilvl w:val="0"/>
-          <w:numId w:val="2"/>
-        </w:numPr>
-        <w:rPr>
-          <w:rFonts w:ascii="Times New Roman" w:hAnsi="Times New Roman" w:cs="Times New Roman"/>
-        </w:rPr>
-      </w:pPr>
-      <w:r>
-        <w:rPr>
-          <w:rFonts w:ascii="Times New Roman" w:hAnsi="Times New Roman" w:cs="Times New Roman"/>
-        </w:rPr>
-        <w:t>Traces – Show the path of a request through different services to identify where delays or issues occur.</w:t>
-      </w:r>
-    </w:p>
-    <w:p>
-      <w:pPr>
-        <w:pStyle w:val="ListParagraph"/>
-        <w:numPr>
-          <w:ilvl w:val="0"/>
-          <w:numId w:val="2"/>
-        </w:numPr>
-        <w:rPr>
-          <w:rFonts w:ascii="Times New Roman" w:hAnsi="Times New Roman" w:cs="Times New Roman"/>
-        </w:rPr>
-      </w:pPr>
-      <w:r>
-        <w:rPr>
-          <w:rFonts w:ascii="Times New Roman" w:hAnsi="Times New Roman" w:cs="Times New Roman"/>
-        </w:rPr>
-        <w:t>Profiles – Analyze code execution and memory usage to find performance problems.</w:t>
+          <w:numId w:val="8"/>
+        </w:numPr>
+      </w:pPr>
+      <w:r>
+        <w:t>Metrics:</w:t>
+      </w:r>
+    </w:p>
+    <w:p>
+      <w:pPr>
+        <w:pStyle w:val="ListParagraph"/>
+        <w:numPr>
+          <w:ilvl w:val="0"/>
+          <w:numId w:val="8"/>
+        </w:numPr>
+      </w:pPr>
+      <w:r>
+        <w:t>Metrics are numerical measurements that show system performance.</w:t>
+      </w:r>
+    </w:p>
+    <w:p>
+      <w:pPr>
+        <w:pStyle w:val="ListParagraph"/>
+        <w:numPr>
+          <w:ilvl w:val="0"/>
+          <w:numId w:val="8"/>
+        </w:numPr>
+      </w:pPr>
+      <w:r>
+        <w:t>Examples: CPU usage, memory usage, request count, response time.</w:t>
+      </w:r>
+    </w:p>
+    <w:p>
+      <w:pPr>
+        <w:pStyle w:val="ListParagraph"/>
+        <w:numPr>
+          <w:ilvl w:val="0"/>
+          <w:numId w:val="8"/>
+        </w:numPr>
+      </w:pPr>
+      <w:r>
+        <w:t>Logs:</w:t>
+      </w:r>
+    </w:p>
+    <w:p>
+      <w:pPr>
+        <w:pStyle w:val="ListParagraph"/>
+        <w:numPr>
+          <w:ilvl w:val="0"/>
+          <w:numId w:val="8"/>
+        </w:numPr>
+      </w:pPr>
+      <w:r>
+        <w:t>Logs are records of events happening inside the system.</w:t>
+      </w:r>
+    </w:p>
+    <w:p>
+      <w:pPr>
+        <w:pStyle w:val="ListParagraph"/>
+        <w:numPr>
+          <w:ilvl w:val="0"/>
+          <w:numId w:val="8"/>
+        </w:numPr>
+      </w:pPr>
+      <w:r>
+        <w:t>Examples: error messages, warnings, application activity logs.</w:t>
+      </w:r>
+    </w:p>
+    <w:p>
+      <w:pPr>
+        <w:pStyle w:val="ListParagraph"/>
+        <w:numPr>
+          <w:ilvl w:val="0"/>
+          <w:numId w:val="8"/>
+        </w:numPr>
+      </w:pPr>
+      <w:r>
+        <w:t>Traces:</w:t>
+      </w:r>
+    </w:p>
+    <w:p>
+      <w:pPr>
+        <w:pStyle w:val="ListParagraph"/>
+        <w:numPr>
+          <w:ilvl w:val="0"/>
+          <w:numId w:val="8"/>
+        </w:numPr>
+      </w:pPr>
+      <w:r>
+        <w:t>Traces show the full path of a request as it moves across different services.</w:t>
+      </w:r>
+    </w:p>
+    <w:p>
+      <w:pPr>
+        <w:pStyle w:val="ListParagraph"/>
+        <w:numPr>
+          <w:ilvl w:val="0"/>
+          <w:numId w:val="8"/>
+        </w:numPr>
+      </w:pPr>
+      <w:r>
+        <w:t>They help identify where delays or failures occur.</w:t>
+      </w:r>
+    </w:p>
+    <w:p>
+      <w:pPr>
+        <w:pStyle w:val="ListParagraph"/>
+        <w:numPr>
+          <w:ilvl w:val="0"/>
+          <w:numId w:val="8"/>
+        </w:numPr>
+      </w:pPr>
+      <w:r>
+        <w:t>Profiles:</w:t>
+      </w:r>
+    </w:p>
+    <w:p>
+      <w:pPr>
+        <w:pStyle w:val="ListParagraph"/>
+        <w:numPr>
+          <w:ilvl w:val="0"/>
+          <w:numId w:val="8"/>
+        </w:numPr>
+      </w:pPr>
+      <w:r>
+        <w:t>Profiles analyze code execution and memory usage to identify performance issues.</w:t>
       </w:r>
     </w:p>
     <w:p>
@@ -225,7 +303,7 @@
         <w:rPr>
           <w:rFonts w:ascii="Times New Roman" w:hAnsi="Times New Roman" w:cs="Times New Roman"/>
         </w:rPr>
-        <w:t>Application Metrics – Measure application performance such as response time, request rate, error count, and throughput.</w:t>
+        <w:t>Metrics:</w:t>
       </w:r>
     </w:p>
     <w:p>
@@ -243,7 +321,7 @@
         <w:rPr>
           <w:rFonts w:ascii="Times New Roman" w:hAnsi="Times New Roman" w:cs="Times New Roman"/>
         </w:rPr>
-        <w:t>System Metrics – Measure infrastructure performance like CPU usage, memory usage, disk usage, and network traffic.</w:t>
+        <w:t>Metrics are numerical measurements that show system performance.</w:t>
       </w:r>
     </w:p>
     <w:p>
@@ -261,8 +339,159 @@
         <w:rPr>
           <w:rFonts w:ascii="Times New Roman" w:hAnsi="Times New Roman" w:cs="Times New Roman"/>
         </w:rPr>
-        <w:t>Business Metrics – Show business-related performance like conversion rate, user retention, and transaction value.</w:t>
-      </w:r>
+        <w:t>Examples: CPU usage, memory usage, request count, response time.</w:t>
+      </w:r>
+    </w:p>
+    <w:p>
+      <w:pPr>
+        <w:pStyle w:val="ListParagraph"/>
+        <w:numPr>
+          <w:ilvl w:val="0"/>
+          <w:numId w:val="3"/>
+        </w:numPr>
+        <w:rPr>
+          <w:rFonts w:ascii="Times New Roman" w:hAnsi="Times New Roman" w:cs="Times New Roman"/>
+        </w:rPr>
+      </w:pPr>
+      <w:r>
+        <w:rPr>
+          <w:rFonts w:ascii="Times New Roman" w:hAnsi="Times New Roman" w:cs="Times New Roman"/>
+        </w:rPr>
+        <w:t>Logs:</w:t>
+      </w:r>
+    </w:p>
+    <w:p>
+      <w:pPr>
+        <w:pStyle w:val="ListParagraph"/>
+        <w:numPr>
+          <w:ilvl w:val="0"/>
+          <w:numId w:val="3"/>
+        </w:numPr>
+        <w:rPr>
+          <w:rFonts w:ascii="Times New Roman" w:hAnsi="Times New Roman" w:cs="Times New Roman"/>
+        </w:rPr>
+      </w:pPr>
+      <w:r>
+        <w:rPr>
+          <w:rFonts w:ascii="Times New Roman" w:hAnsi="Times New Roman" w:cs="Times New Roman"/>
+        </w:rPr>
+        <w:t>Logs are records of events happening inside the system.</w:t>
+      </w:r>
+    </w:p>
+    <w:p>
+      <w:pPr>
+        <w:pStyle w:val="ListParagraph"/>
+        <w:numPr>
+          <w:ilvl w:val="0"/>
+          <w:numId w:val="3"/>
+        </w:numPr>
+        <w:rPr>
+          <w:rFonts w:ascii="Times New Roman" w:hAnsi="Times New Roman" w:cs="Times New Roman"/>
+        </w:rPr>
+      </w:pPr>
+      <w:r>
+        <w:rPr>
+          <w:rFonts w:ascii="Times New Roman" w:hAnsi="Times New Roman" w:cs="Times New Roman"/>
+        </w:rPr>
+        <w:t>Examples: error messages, warnings, application activity logs.</w:t>
+      </w:r>
+    </w:p>
+    <w:p>
+      <w:pPr>
+        <w:pStyle w:val="ListParagraph"/>
+        <w:numPr>
+          <w:ilvl w:val="0"/>
+          <w:numId w:val="3"/>
+        </w:numPr>
+        <w:rPr>
+          <w:rFonts w:ascii="Times New Roman" w:hAnsi="Times New Roman" w:cs="Times New Roman"/>
+        </w:rPr>
+      </w:pPr>
+      <w:r>
+        <w:rPr>
+          <w:rFonts w:ascii="Times New Roman" w:hAnsi="Times New Roman" w:cs="Times New Roman"/>
+        </w:rPr>
+        <w:t>Traces:</w:t>
+      </w:r>
+    </w:p>
+    <w:p>
+      <w:pPr>
+        <w:pStyle w:val="ListParagraph"/>
+        <w:numPr>
+          <w:ilvl w:val="0"/>
+          <w:numId w:val="3"/>
+        </w:numPr>
+        <w:rPr>
+          <w:rFonts w:ascii="Times New Roman" w:hAnsi="Times New Roman" w:cs="Times New Roman"/>
+        </w:rPr>
+      </w:pPr>
+      <w:r>
+        <w:rPr>
+          <w:rFonts w:ascii="Times New Roman" w:hAnsi="Times New Roman" w:cs="Times New Roman"/>
+        </w:rPr>
+        <w:t>Traces show the full path of a request as it moves across different services.</w:t>
+      </w:r>
+    </w:p>
+    <w:p>
+      <w:pPr>
+        <w:pStyle w:val="ListParagraph"/>
+        <w:numPr>
+          <w:ilvl w:val="0"/>
+          <w:numId w:val="3"/>
+        </w:numPr>
+        <w:rPr>
+          <w:rFonts w:ascii="Times New Roman" w:hAnsi="Times New Roman" w:cs="Times New Roman"/>
+        </w:rPr>
+      </w:pPr>
+      <w:r>
+        <w:rPr>
+          <w:rFonts w:ascii="Times New Roman" w:hAnsi="Times New Roman" w:cs="Times New Roman"/>
+        </w:rPr>
+        <w:t>They help identify where delays or failures occur.</w:t>
+      </w:r>
+    </w:p>
+    <w:p>
+      <w:pPr>
+        <w:pStyle w:val="ListParagraph"/>
+        <w:numPr>
+          <w:ilvl w:val="0"/>
+          <w:numId w:val="3"/>
+        </w:numPr>
+        <w:rPr>
+          <w:rFonts w:ascii="Times New Roman" w:hAnsi="Times New Roman" w:cs="Times New Roman"/>
+        </w:rPr>
+      </w:pPr>
+      <w:r>
+        <w:rPr>
+          <w:rFonts w:ascii="Times New Roman" w:hAnsi="Times New Roman" w:cs="Times New Roman"/>
+        </w:rPr>
+        <w:t>Profiles:</w:t>
+      </w:r>
+    </w:p>
+    <w:p>
+      <w:pPr>
+        <w:pStyle w:val="ListParagraph"/>
+        <w:numPr>
+          <w:ilvl w:val="0"/>
+          <w:numId w:val="3"/>
+        </w:numPr>
+        <w:rPr>
+          <w:rFonts w:ascii="Times New Roman" w:hAnsi="Times New Roman" w:cs="Times New Roman"/>
+        </w:rPr>
+      </w:pPr>
+      <w:r>
+        <w:rPr>
+          <w:rFonts w:ascii="Times New Roman" w:hAnsi="Times New Roman" w:cs="Times New Roman"/>
+        </w:rPr>
+        <w:t>Profiles analyze code execution and memory usage to identify performance issues.</w:t>
+      </w:r>
+    </w:p>
+    <w:p>
+      <w:pPr>
+        <w:rPr>
+          <w:rFonts w:ascii="Times New Roman" w:hAnsi="Times New Roman" w:cs="Times New Roman"/>
+        </w:rPr>
+      </w:pPr>
     </w:p>
     <w:p>
       <w:pPr>
@@ -281,6 +510,7 @@
           <w:bCs/>
           <w:color w:val="auto"/>
         </w:rPr>
+        <w:lastRenderedPageBreak/>
         <w:t>4. Four Golden Signals (SRE)</w:t>
       </w:r>
     </w:p>
@@ -486,7 +716,6 @@
           <w:bCs/>
           <w:color w:val="auto"/>
         </w:rPr>
-        <w:lastRenderedPageBreak/>
         <w:t>6. Why Observability is Important</w:t>
       </w:r>
     </w:p>
@@ -959,6 +1188,231 @@
     </w:lvl>
   </w:abstractNum>
   <w:abstractNum w:abstractNumId="3" w15:restartNumberingAfterBreak="0">
+    <w:nsid w:val="3F350313"/>
+    <w:multiLevelType w:val="hybridMultilevel"/>
+    <w:tmpl w:val="1B026D80"/>
+    <w:lvl w:ilvl="0" w:tplc="40090001">
+      <w:start w:val="1"/>
+      <w:numFmt w:val="bullet"/>
+      <w:lvlText w:val=""/>
+      <w:lvlJc w:val="left"/>
+      <w:pPr>
+        <w:ind w:left="720" w:hanging="360"/>
+      </w:pPr>
+      <w:rPr>
+        <w:rFonts w:ascii="Symbol" w:hAnsi="Symbol" w:hint="default"/>
+      </w:rPr>
+    </w:lvl>
+    <w:lvl w:ilvl="1" w:tplc="40090003" w:tentative="1">
+      <w:start w:val="1"/>
+      <w:numFmt w:val="bullet"/>
+      <w:lvlText w:val="o"/>
+      <w:lvlJc w:val="left"/>
+      <w:pPr>
+        <w:ind w:left="1440" w:hanging="360"/>
+      </w:pPr>
+      <w:rPr>
+        <w:rFonts w:ascii="Courier New" w:hAnsi="Courier New" w:cs="Courier New" w:hint="default"/>
+      </w:rPr>
+    </w:lvl>
+    <w:lvl w:ilvl="2" w:tplc="40090005" w:tentative="1">
+      <w:start w:val="1"/>
+      <w:numFmt w:val="bullet"/>
+      <w:lvlText w:val=""/>
+      <w:lvlJc w:val="left"/>
+      <w:pPr>
+        <w:ind w:left="2160" w:hanging="360"/>
+      </w:pPr>
+      <w:rPr>
+        <w:rFonts w:ascii="Wingdings" w:hAnsi="Wingdings" w:hint="default"/>
+      </w:rPr>
+    </w:lvl>
+    <w:lvl w:ilvl="3" w:tplc="40090001" w:tentative="1">
+      <w:start w:val="1"/>
+      <w:numFmt w:val="bullet"/>
+      <w:lvlText w:val=""/>
+      <w:lvlJc w:val="left"/>
+      <w:pPr>
+        <w:ind w:left="2880" w:hanging="360"/>
+      </w:pPr>
+      <w:rPr>
+        <w:rFonts w:ascii="Symbol" w:hAnsi="Symbol" w:hint="default"/>
+      </w:rPr>
+    </w:lvl>
+    <w:lvl w:ilvl="4" w:tplc="40090003" w:tentative="1">
+      <w:start w:val="1"/>
+      <w:numFmt w:val="bullet"/>
+      <w:lvlText w:val="o"/>
+      <w:lvlJc w:val="left"/>
+      <w:pPr>
+        <w:ind w:left="3600" w:hanging="360"/>
+      </w:pPr>
+      <w:rPr>
+        <w:rFonts w:ascii="Courier New" w:hAnsi="Courier New" w:cs="Courier New" w:hint="default"/>
+      </w:rPr>
+    </w:lvl>
+    <w:lvl w:ilvl="5" w:tplc="40090005" w:tentative="1">
+      <w:start w:val="1"/>
+      <w:numFmt w:val="bullet"/>
+      <w:lvlText w:val=""/>
+      <w:lvlJc w:val="left"/>
+      <w:pPr>
+        <w:ind w:left="4320" w:hanging="360"/>
+      </w:pPr>
+      <w:rPr>
+        <w:rFonts w:ascii="Wingdings" w:hAnsi="Wingdings" w:hint="default"/>
+      </w:rPr>
+    </w:lvl>
+    <w:lvl w:ilvl="6" w:tplc="40090001" w:tentative="1">
+      <w:start w:val="1"/>
+      <w:numFmt w:val="bullet"/>
+      <w:lvlText w:val=""/>
+      <w:lvlJc w:val="left"/>
+      <w:pPr>
+        <w:ind w:left="5040" w:hanging="360"/>
+      </w:pPr>
+      <w:rPr>
+        <w:rFonts w:ascii="Symbol" w:hAnsi="Symbol" w:hint="default"/>
+      </w:rPr>
+    </w:lvl>
+    <w:lvl w:ilvl="7" w:tplc="40090003" w:tentative="1">
+      <w:start w:val="1"/>
+      <w:numFmt w:val="bullet"/>
+      <w:lvlText w:val="o"/>
+      <w:lvlJc w:val="left"/>
+      <w:pPr>
+        <w:ind w:left="5760" w:hanging="360"/>
+      </w:pPr>
+      <w:rPr>
+        <w:rFonts w:ascii="Courier New" w:hAnsi="Courier New" w:cs="Courier New" w:hint="default"/>
+      </w:rPr>
+    </w:lvl>
+    <w:lvl w:ilvl="8" w:tplc="40090005" w:tentative="1">
+      <w:start w:val="1"/>
+      <w:numFmt w:val="bullet"/>
+      <w:lvlText w:val=""/>
+      <w:lvlJc w:val="left"/>
+      <w:pPr>
+        <w:ind w:left="6480" w:hanging="360"/>
+      </w:pPr>
+      <w:rPr>
+        <w:rFonts w:ascii="Wingdings" w:hAnsi="Wingdings" w:hint="default"/>
+      </w:rPr>
+    </w:lvl>
+  </w:abstractNum>
+  <w:abstractNum w:abstractNumId="4" w15:restartNumberingAfterBreak="0">
+    <w:nsid w:val="408A2097"/>
+    <w:multiLevelType w:val="hybridMultilevel"/>
+    <w:tmpl w:val="7098F492"/>
+    <w:lvl w:ilvl="0" w:tplc="40090001">
+      <w:start w:val="1"/>
+      <w:numFmt w:val="bullet"/>
+      <w:lvlText w:val=""/>
+      <w:lvlJc w:val="left"/>
+      <w:pPr>
+        <w:ind w:left="720" w:hanging="360"/>
+      </w:pPr>
+      <w:rPr>
+        <w:rFonts w:ascii="Symbol" w:hAnsi="Symbol" w:hint="default"/>
+      </w:rPr>
+    </w:lvl>
+    <w:lvl w:ilvl="1" w:tplc="2D240EBA">
+      <w:numFmt w:val="bullet"/>
+      <w:lvlText w:val="•"/>
+      <w:lvlJc w:val="left"/>
+      <w:pPr>
+        <w:ind w:left="1440" w:hanging="360"/>
+      </w:pPr>
+      <w:rPr>
+        <w:rFonts w:ascii="Calibri" w:eastAsiaTheme="minorEastAsia" w:hAnsi="Calibri" w:cs="Calibri" w:hint="default"/>
+      </w:rPr>
+    </w:lvl>
+    <w:lvl w:ilvl="2" w:tplc="40090005" w:tentative="1">
+      <w:start w:val="1"/>
+      <w:numFmt w:val="bullet"/>
+      <w:lvlText w:val=""/>
+      <w:lvlJc w:val="left"/>
+      <w:pPr>
+        <w:ind w:left="2160" w:hanging="360"/>
+      </w:pPr>
+      <w:rPr>
+        <w:rFonts w:ascii="Wingdings" w:hAnsi="Wingdings" w:hint="default"/>
+      </w:rPr>
+    </w:lvl>
+    <w:lvl w:ilvl="3" w:tplc="40090001" w:tentative="1">
+      <w:start w:val="1"/>
+      <w:numFmt w:val="bullet"/>
+      <w:lvlText w:val=""/>
+      <w:lvlJc w:val="left"/>
+      <w:pPr>
+        <w:ind w:left="2880" w:hanging="360"/>
+      </w:pPr>
+      <w:rPr>
+        <w:rFonts w:ascii="Symbol" w:hAnsi="Symbol" w:hint="default"/>
+      </w:rPr>
+    </w:lvl>
+    <w:lvl w:ilvl="4" w:tplc="40090003" w:tentative="1">
+      <w:start w:val="1"/>
+      <w:numFmt w:val="bullet"/>
+      <w:lvlText w:val="o"/>
+      <w:lvlJc w:val="left"/>
+      <w:pPr>
+        <w:ind w:left="3600" w:hanging="360"/>
+      </w:pPr>
+      <w:rPr>
+        <w:rFonts w:ascii="Courier New" w:hAnsi="Courier New" w:cs="Courier New" w:hint="default"/>
+      </w:rPr>
+    </w:lvl>
+    <w:lvl w:ilvl="5" w:tplc="40090005" w:tentative="1">
+      <w:start w:val="1"/>
+      <w:numFmt w:val="bullet"/>
+      <w:lvlText w:val=""/>
+      <w:lvlJc w:val="left"/>
+      <w:pPr>
+        <w:ind w:left="4320" w:hanging="360"/>
+      </w:pPr>
+      <w:rPr>
+        <w:rFonts w:ascii="Wingdings" w:hAnsi="Wingdings" w:hint="default"/>
+      </w:rPr>
+    </w:lvl>
+    <w:lvl w:ilvl="6" w:tplc="40090001" w:tentative="1">
+      <w:start w:val="1"/>
+      <w:numFmt w:val="bullet"/>
+      <w:lvlText w:val=""/>
+      <w:lvlJc w:val="left"/>
+      <w:pPr>
+        <w:ind w:left="5040" w:hanging="360"/>
+      </w:pPr>
+      <w:rPr>
+        <w:rFonts w:ascii="Symbol" w:hAnsi="Symbol" w:hint="default"/>
+      </w:rPr>
+    </w:lvl>
+    <w:lvl w:ilvl="7" w:tplc="40090003" w:tentative="1">
+      <w:start w:val="1"/>
+      <w:numFmt w:val="bullet"/>
+      <w:lvlText w:val="o"/>
+      <w:lvlJc w:val="left"/>
+      <w:pPr>
+        <w:ind w:left="5760" w:hanging="360"/>
+      </w:pPr>
+      <w:rPr>
+        <w:rFonts w:ascii="Courier New" w:hAnsi="Courier New" w:cs="Courier New" w:hint="default"/>
+      </w:rPr>
+    </w:lvl>
+    <w:lvl w:ilvl="8" w:tplc="40090005" w:tentative="1">
+      <w:start w:val="1"/>
+      <w:numFmt w:val="bullet"/>
+      <w:lvlText w:val=""/>
+      <w:lvlJc w:val="left"/>
+      <w:pPr>
+        <w:ind w:left="6480" w:hanging="360"/>
+      </w:pPr>
+      <w:rPr>
+        <w:rFonts w:ascii="Wingdings" w:hAnsi="Wingdings" w:hint="default"/>
+      </w:rPr>
+    </w:lvl>
+  </w:abstractNum>
+  <w:abstractNum w:abstractNumId="5" w15:restartNumberingAfterBreak="0">
     <w:nsid w:val="41440FBD"/>
     <w:multiLevelType w:val="hybridMultilevel"/>
     <w:tmpl w:val="F350FB36"/>
@@ -1071,7 +1525,7 @@
       </w:rPr>
     </w:lvl>
   </w:abstractNum>
-  <w:abstractNum w:abstractNumId="4" w15:restartNumberingAfterBreak="0">
+  <w:abstractNum w:abstractNumId="6" w15:restartNumberingAfterBreak="0">
     <w:nsid w:val="69E00F29"/>
     <w:multiLevelType w:val="hybridMultilevel"/>
     <w:tmpl w:val="8918BF3C"/>
@@ -1184,7 +1638,7 @@
       </w:rPr>
     </w:lvl>
   </w:abstractNum>
-  <w:abstractNum w:abstractNumId="5" w15:restartNumberingAfterBreak="0">
+  <w:abstractNum w:abstractNumId="7" w15:restartNumberingAfterBreak="0">
     <w:nsid w:val="77B06E6C"/>
     <w:multiLevelType w:val="hybridMultilevel"/>
     <w:tmpl w:val="EB3281D0"/>
@@ -1298,22 +1752,28 @@
     </w:lvl>
   </w:abstractNum>
   <w:num w:numId="1" w16cid:durableId="1678850711">
-    <w:abstractNumId w:val="4"/>
+    <w:abstractNumId w:val="6"/>
   </w:num>
   <w:num w:numId="2" w16cid:durableId="1803959147">
-    <w:abstractNumId w:val="3"/>
+    <w:abstractNumId w:val="5"/>
   </w:num>
   <w:num w:numId="3" w16cid:durableId="1641568455">
     <w:abstractNumId w:val="2"/>
   </w:num>
   <w:num w:numId="4" w16cid:durableId="2010054728">
-    <w:abstractNumId w:val="5"/>
+    <w:abstractNumId w:val="7"/>
   </w:num>
   <w:num w:numId="5" w16cid:durableId="1523857525">
     <w:abstractNumId w:val="0"/>
   </w:num>
   <w:num w:numId="6" w16cid:durableId="390350899">
     <w:abstractNumId w:val="1"/>
+  </w:num>
+  <w:num w:numId="7" w16cid:durableId="1944455439">
+    <w:abstractNumId w:val="4"/>
+  </w:num>
+  <w:num w:numId="8" w16cid:durableId="1660964960">
+    <w:abstractNumId w:val="3"/>
   </w:num>
 </w:numbering>
 </file>
@@ -1931,7 +2391,6 @@
   <w:style w:type="character" w:default="1" w:styleId="DefaultParagraphFont">
     <w:name w:val="Default Paragraph Font"/>
     <w:uiPriority w:val="1"/>
-    <w:semiHidden/>
     <w:unhideWhenUsed/>
   </w:style>
   <w:style w:type="table" w:default="1" w:styleId="TableNormal">
